--- a/arb/docx/20.content.docx
+++ b/arb/docx/20.content.docx
@@ -22,7 +22,7 @@
         <w:rPr>
           <w:lang w:val="ar_AE" w:bidi="ar_AE"/>
         </w:rPr>
-        <w:t>Resource: ملاحظات الدراسة - مقدمات الكتب (تينديل)</w:t>
+        <w:t>Resource: Tyndale Open Study Notes</w:t>
       </w:r>
       <w:r>
         <w:rPr>
@@ -122,7 +122,7 @@
         <w:rPr>
           <w:lang w:val="ar_AE" w:bidi="ar_AE"/>
         </w:rPr>
-        <w:t>ملاحظات الدراسة - مقدمات الكتب (تينديل)</w:t>
+        <w:t>Tyndale Open Study Notes</w:t>
       </w:r>
     </w:p>
     <w:p>

--- a/arb/docx/20.content.docx
+++ b/arb/docx/20.content.docx
@@ -22,7 +22,7 @@
         <w:rPr>
           <w:lang w:val="ar_AE" w:bidi="ar_AE"/>
         </w:rPr>
-        <w:t>Resource: Tyndale Open Study Notes</w:t>
+        <w:t>Resource: Aquifer Open Study Notes (Book Intros)</w:t>
       </w:r>
       <w:r>
         <w:rPr>
@@ -122,7 +122,7 @@
         <w:rPr>
           <w:lang w:val="ar_AE" w:bidi="ar_AE"/>
         </w:rPr>
-        <w:t>Tyndale Open Study Notes</w:t>
+        <w:t>Aquifer Open Study Notes (Book Intros)</w:t>
       </w:r>
     </w:p>
     <w:p>

--- a/arb/docx/20.content.docx
+++ b/arb/docx/20.content.docx
@@ -9,6 +9,8 @@
       </w:pPr>
       <w:r>
         <w:rPr>
+          <w:rtl/>
+          <w:cs/>
           <w:lang w:val="ar_AE" w:bidi="ar_AE"/>
         </w:rPr>
       </w:r>
@@ -20,12 +22,16 @@
       </w:pPr>
       <w:r>
         <w:rPr>
+          <w:rtl/>
+          <w:cs/>
           <w:lang w:val="ar_AE" w:bidi="ar_AE"/>
         </w:rPr>
         <w:t>Resource: Aquifer Open Study Notes (Book Intros)</w:t>
       </w:r>
       <w:r>
         <w:rPr>
+          <w:rtl/>
+          <w:cs/>
           <w:lang w:val="ar_AE" w:bidi="ar_AE"/>
         </w:rPr>
       </w:r>
@@ -36,12 +42,16 @@
       </w:pPr>
       <w:r>
         <w:rPr>
+          <w:rtl/>
+          <w:cs/>
           <w:lang w:val="ar_AE" w:bidi="ar_AE"/>
         </w:rPr>
       </w:r>
       <w:r>
         <w:rPr>
           <w:b/>
+          <w:rtl/>
+          <w:cs/>
           <w:lang w:val="ar_AE" w:bidi="ar_AE"/>
         </w:rPr>
         <w:t>Aquifer Open Study Notes (Book Intros)</w:t>
@@ -53,35 +63,47 @@
       </w:pPr>
       <w:r>
         <w:rPr>
-          <w:lang w:val="ar_AE" w:bidi="ar_AE"/>
-        </w:rPr>
-      </w:r>
-      <w:r>
-        <w:rPr>
+          <w:rtl/>
+          <w:cs/>
+          <w:lang w:val="ar_AE" w:bidi="ar_AE"/>
+        </w:rPr>
+      </w:r>
+      <w:r>
+        <w:rPr>
+          <w:rtl/>
+          <w:cs/>
           <w:lang w:val="ar_AE" w:bidi="ar_AE"/>
         </w:rPr>
         <w:t xml:space="preserve">This work is an adaptation of </w:t>
       </w:r>
       <w:r>
         <w:rPr>
+          <w:rtl/>
+          <w:cs/>
           <w:lang w:val="ar_AE" w:bidi="ar_AE"/>
         </w:rPr>
         <w:t>Tyndale Open Study Notes</w:t>
       </w:r>
       <w:r>
         <w:rPr>
+          <w:rtl/>
+          <w:cs/>
           <w:lang w:val="ar_AE" w:bidi="ar_AE"/>
         </w:rPr>
         <w:t xml:space="preserve"> © 2023 Tyndale House Publishers, licensed under the CC BY-SA 4.0 license. The adaptation, </w:t>
       </w:r>
       <w:r>
         <w:rPr>
+          <w:rtl/>
+          <w:cs/>
           <w:lang w:val="ar_AE" w:bidi="ar_AE"/>
         </w:rPr>
         <w:t>Aquifer Open Study Notes</w:t>
       </w:r>
       <w:r>
         <w:rPr>
+          <w:rtl/>
+          <w:cs/>
           <w:lang w:val="ar_AE" w:bidi="ar_AE"/>
         </w:rPr>
         <w:t>, was created by Mission Mutual and is also licensed under CC BY-SA 4.0.</w:t>
@@ -93,22 +115,30 @@
       </w:pPr>
       <w:r>
         <w:rPr>
-          <w:lang w:val="ar_AE" w:bidi="ar_AE"/>
-        </w:rPr>
-      </w:r>
-      <w:r>
-        <w:rPr>
+          <w:rtl/>
+          <w:cs/>
+          <w:lang w:val="ar_AE" w:bidi="ar_AE"/>
+        </w:rPr>
+      </w:r>
+      <w:r>
+        <w:rPr>
+          <w:rtl/>
+          <w:cs/>
           <w:lang w:val="ar_AE" w:bidi="ar_AE"/>
         </w:rPr>
         <w:t>This resource has been adapted into multiple languages, including English, Tok Pisin, Arabic (عربي), French (Français), Hindi (हिंदी), Indonesian (Bahasa Indonesia), Portuguese (Português), Russian (Русский), Spanish (Español), Swahili (Kiswahili), and Simplified Chinese (简体中文).</w:t>
       </w:r>
       <w:r>
         <w:rPr>
-          <w:lang w:val="ar_AE" w:bidi="ar_AE"/>
-        </w:rPr>
-      </w:r>
-      <w:r>
-        <w:rPr>
+          <w:rtl/>
+          <w:cs/>
+          <w:lang w:val="ar_AE" w:bidi="ar_AE"/>
+        </w:rPr>
+      </w:r>
+      <w:r>
+        <w:rPr>
+          <w:rtl/>
+          <w:cs/>
           <w:lang w:val="ar_AE" w:bidi="ar_AE"/>
         </w:rPr>
       </w:r>
@@ -120,6 +150,8 @@
       </w:pPr>
       <w:r>
         <w:rPr>
+          <w:rtl/>
+          <w:cs/>
           <w:lang w:val="ar_AE" w:bidi="ar_AE"/>
         </w:rPr>
         <w:t>Aquifer Open Study Notes (Book Intros)</w:t>
@@ -149,6 +181,8 @@
       </w:pPr>
       <w:r>
         <w:rPr>
+          <w:rtl/>
+          <w:cs/>
           <w:lang w:val="ar_AE" w:bidi="ar_AE"/>
         </w:rPr>
       </w:r>
@@ -160,12 +194,16 @@
       </w:pPr>
       <w:r>
         <w:rPr>
+          <w:rtl/>
+          <w:cs/>
           <w:lang w:val="ar_AE" w:bidi="ar_AE"/>
         </w:rPr>
         <w:t>PRO</w:t>
       </w:r>
       <w:r>
         <w:rPr>
+          <w:rtl/>
+          <w:cs/>
           <w:lang w:val="ar_AE" w:bidi="ar_AE"/>
         </w:rPr>
       </w:r>
@@ -176,22 +214,30 @@
       </w:pPr>
       <w:r>
         <w:rPr>
-          <w:lang w:val="ar_AE" w:bidi="ar_AE"/>
-        </w:rPr>
-      </w:r>
-      <w:r>
-        <w:rPr>
+          <w:rtl/>
+          <w:cs/>
+          <w:lang w:val="ar_AE" w:bidi="ar_AE"/>
+        </w:rPr>
+      </w:r>
+      <w:r>
+        <w:rPr>
+          <w:rtl/>
+          <w:cs/>
           <w:lang w:val="ar_AE" w:bidi="ar_AE"/>
         </w:rPr>
         <w:t xml:space="preserve"> </w:t>
       </w:r>
       <w:r>
         <w:rPr>
-          <w:lang w:val="ar_AE" w:bidi="ar_AE"/>
-        </w:rPr>
-      </w:r>
-      <w:r>
-        <w:rPr>
+          <w:rtl/>
+          <w:cs/>
+          <w:lang w:val="ar_AE" w:bidi="ar_AE"/>
+        </w:rPr>
+      </w:r>
+      <w:r>
+        <w:rPr>
+          <w:rtl/>
+          <w:cs/>
           <w:lang w:val="ar_AE" w:bidi="ar_AE"/>
         </w:rPr>
       </w:r>
@@ -217,6 +263,8 @@
       </w:pPr>
       <w:r>
         <w:rPr>
+          <w:rtl/>
+          <w:cs/>
           <w:lang w:val="ar_AE" w:bidi="ar_AE"/>
         </w:rPr>
       </w:r>
@@ -228,12 +276,16 @@
       </w:pPr>
       <w:r>
         <w:rPr>
+          <w:rtl/>
+          <w:cs/>
           <w:lang w:val="ar_AE" w:bidi="ar_AE"/>
         </w:rPr>
         <w:t>الأَمْثالِ</w:t>
       </w:r>
       <w:r>
         <w:rPr>
+          <w:rtl/>
+          <w:cs/>
           <w:lang w:val="ar_AE" w:bidi="ar_AE"/>
         </w:rPr>
       </w:r>
@@ -244,17 +296,23 @@
       </w:pPr>
       <w:r>
         <w:rPr>
-          <w:lang w:val="ar_AE" w:bidi="ar_AE"/>
-        </w:rPr>
-      </w:r>
-      <w:r>
-        <w:rPr>
+          <w:rtl/>
+          <w:cs/>
+          <w:lang w:val="ar_AE" w:bidi="ar_AE"/>
+        </w:rPr>
+      </w:r>
+      <w:r>
+        <w:rPr>
+          <w:rtl/>
+          <w:cs/>
           <w:lang w:val="ar_AE" w:bidi="ar_AE"/>
         </w:rPr>
         <w:t>كلَّ يومٍ، تتحدَّانا الحياةُ بقَراراتٍ كثيرةٍ. سِفْرُ الأَمْثَالِ بَوْصَلَةٌ تساعِدُنا على الإبْحَارِ في مياهِ الحياةِ الغامضةِ. يقدِّمُ لنا السِّفْرُ حكمةً، وتعليمًا للحياةِ، وإرشادًا لبلوغِ الشخصية القوية. تُعَلِّمُنا الأمثالُ كيف يكون السبيلُ إلى النجاحِ في أيِّ ظرفٍ، وذلك بالبقاءِ هادئين في الأزماتِ، صابرين في الضغوطِ، لطفاءً عند التحدِّي، وثابتين متى واجهتْنا الإغراءاتُ. تُظْهِرُ لنا الأمثالُ بشكلٍ أساسيٍّ أن المَصْدرَ لكلِّ حكمَةٍ هو العلاقَةُ الصحيحةُ مع اللهِ</w:t>
       </w:r>
       <w:r>
         <w:rPr>
+          <w:rtl/>
+          <w:cs/>
           <w:lang w:val="ar_AE" w:bidi="ar_AE"/>
         </w:rPr>
         <w:t>.</w:t>
@@ -268,6 +326,8 @@
       <w:r>
         <w:rPr>
           <w:b/>
+          <w:rtl/>
+          <w:cs/>
           <w:lang w:val="ar_AE" w:bidi="ar_AE"/>
         </w:rPr>
         <w:t>سِياقُ السِّفْرِ</w:t>
@@ -279,17 +339,23 @@
       </w:pPr>
       <w:r>
         <w:rPr>
-          <w:lang w:val="ar_AE" w:bidi="ar_AE"/>
-        </w:rPr>
-      </w:r>
-      <w:r>
-        <w:rPr>
+          <w:rtl/>
+          <w:cs/>
+          <w:lang w:val="ar_AE" w:bidi="ar_AE"/>
+        </w:rPr>
+      </w:r>
+      <w:r>
+        <w:rPr>
+          <w:rtl/>
+          <w:cs/>
           <w:lang w:val="ar_AE" w:bidi="ar_AE"/>
         </w:rPr>
         <w:t>الأَمْثَالُ مجموعةٌ من الأقوالٍ تأتي عَبْرَ أزمنَةٍ مختلفة، وسياقاتٍ اجتماعيَّةٍ متنوِّعَةٍ. كثيرٌ من الأَمْثَالِ الفردِيَّةِ يتناسبُ سياقُها الأساسي في الساحاتِ المَلَكِيَّة، إذ تتناول أمورًا عن كيفية التصرُّف في حضرة المُلُوك. بعض الأَمْثَالِ لها سياقٌ عائليٌّ وتناسِبُ بشكلٍ أفضل البيئةَ الزراعيةَ، بينما ترتبطُ أَمْثالٌ أخرى بعالَمِ التِّجارَةِ وإدارةِ الأعمالِ. الكثيرُ من الأَمْثَالِ مُوجَّهٌ نحو الشبابِ ممن يبدو أنهم في السِّنِّ المناسب للقيام بِمِهْنَةٍ ما. تًقَدِّمُ الأَمْثَالُ حِكْمَةً وإرشادًا لبلوغِ النَّجَاحِ في كلِّ مجالاتِ الحياةِ التي يمكِنُ للمَرْءِ في إسرائِيل القديمِة أن يصادِفُها. وإضافةً إلى ذلكِ، الأَمْثَالُ خالدةٌ أيضًا، وذلك لما لها من تطبيقٍ ملموسٍ على حياةِ قرائِهِا إلى اليومِ</w:t>
       </w:r>
       <w:r>
         <w:rPr>
+          <w:rtl/>
+          <w:cs/>
           <w:lang w:val="ar_AE" w:bidi="ar_AE"/>
         </w:rPr>
         <w:t>.</w:t>
@@ -302,6 +368,8 @@
       </w:pPr>
       <w:r>
         <w:rPr>
+          <w:rtl/>
+          <w:cs/>
           <w:lang w:val="ar_AE" w:bidi="ar_AE"/>
         </w:rPr>
         <w:t>مُوجَزُ السِّفْرِ</w:t>
@@ -313,17 +381,23 @@
       </w:pPr>
       <w:r>
         <w:rPr>
-          <w:lang w:val="ar_AE" w:bidi="ar_AE"/>
-        </w:rPr>
-      </w:r>
-      <w:r>
-        <w:rPr>
+          <w:rtl/>
+          <w:cs/>
+          <w:lang w:val="ar_AE" w:bidi="ar_AE"/>
+        </w:rPr>
+      </w:r>
+      <w:r>
+        <w:rPr>
+          <w:rtl/>
+          <w:cs/>
           <w:lang w:val="ar_AE" w:bidi="ar_AE"/>
         </w:rPr>
         <w:t>الأَمْثَالُ مقتطفاتٌ أدبيَّةٌ خاصَّة بإِسْرائِيل القديم تضمُّ أقوالاً حكيمةً، ونصائحَ، وتعليماتٍ، وتحذيراتٍ. يتألَّفُ السِّفْرُ من قِسْمَيْن رئيسَيْن: يبدأ الأوَّلُ بأحاديث يقدِّمُها أبٌ حكيمٌ لابْنِهِ</w:t>
       </w:r>
       <w:r>
         <w:rPr>
+          <w:rtl/>
+          <w:cs/>
           <w:lang w:val="ar_AE" w:bidi="ar_AE"/>
         </w:rPr>
         <w:t xml:space="preserve"> (</w:t>
@@ -331,6 +405,8 @@
       <w:hyperlink r:id="rId13">
         <w:r>
           <w:rPr>
+            <w:rtl/>
+            <w:cs/>
             <w:lang w:val="ar_AE" w:bidi="ar_AE"/>
           </w:rPr>
           <w:rPr>
@@ -342,18 +418,24 @@
       </w:hyperlink>
       <w:r>
         <w:rPr>
+          <w:rtl/>
+          <w:cs/>
           <w:lang w:val="ar_AE" w:bidi="ar_AE"/>
         </w:rPr>
         <w:t xml:space="preserve">). </w:t>
       </w:r>
       <w:r>
         <w:rPr>
+          <w:rtl/>
+          <w:cs/>
           <w:lang w:val="ar_AE" w:bidi="ar_AE"/>
         </w:rPr>
         <w:t>أما الثاني فهو مجموعاتٌ من الأَقْوالِ الحكيمةِ</w:t>
       </w:r>
       <w:r>
         <w:rPr>
+          <w:rtl/>
+          <w:cs/>
           <w:lang w:val="ar_AE" w:bidi="ar_AE"/>
         </w:rPr>
         <w:t xml:space="preserve"> (</w:t>
@@ -361,6 +443,8 @@
       <w:hyperlink r:id="rId14">
         <w:r>
           <w:rPr>
+            <w:rtl/>
+            <w:cs/>
             <w:lang w:val="ar_AE" w:bidi="ar_AE"/>
           </w:rPr>
           <w:rPr>
@@ -372,18 +456,24 @@
       </w:hyperlink>
       <w:r>
         <w:rPr>
+          <w:rtl/>
+          <w:cs/>
           <w:lang w:val="ar_AE" w:bidi="ar_AE"/>
         </w:rPr>
         <w:t xml:space="preserve">) </w:t>
       </w:r>
       <w:r>
         <w:rPr>
+          <w:rtl/>
+          <w:cs/>
           <w:lang w:val="ar_AE" w:bidi="ar_AE"/>
         </w:rPr>
         <w:t>لمجموعةٍ متنوِّعَةٍ من الحُكَماءِ تعالجُ مدًى واسعٍ من الموضوعات؛ أكثرها مما يأتي في السِّفْرِ مرارًا وتكرارًا: الثَّرَوَةُ والفَقْرُ، التَّدْبِيرُ، الكَسَل، المرأةُ الزَّانِيَةُ، العَمَلُ الجادُّ، العلاقاتُ، الكبرياءُ، والتَّواضُعُ</w:t>
       </w:r>
       <w:r>
         <w:rPr>
+          <w:rtl/>
+          <w:cs/>
           <w:lang w:val="ar_AE" w:bidi="ar_AE"/>
         </w:rPr>
         <w:t>.</w:t>
@@ -396,6 +486,8 @@
       </w:pPr>
       <w:r>
         <w:rPr>
+          <w:rtl/>
+          <w:cs/>
           <w:lang w:val="ar_AE" w:bidi="ar_AE"/>
         </w:rPr>
         <w:t>أَدَبُ السِّفْرِ وأسلوبُ كِتَابَتِهِ</w:t>
@@ -407,24 +499,32 @@
       </w:pPr>
       <w:r>
         <w:rPr>
+          <w:rtl/>
+          <w:cs/>
           <w:lang w:val="ar_AE" w:bidi="ar_AE"/>
         </w:rPr>
       </w:r>
       <w:r>
         <w:rPr>
           <w:b/>
+          <w:rtl/>
+          <w:cs/>
           <w:lang w:val="ar_AE" w:bidi="ar_AE"/>
         </w:rPr>
         <w:t xml:space="preserve">الأقوالُ الحكيمَةُ: </w:t>
       </w:r>
       <w:r>
         <w:rPr>
+          <w:rtl/>
+          <w:cs/>
           <w:lang w:val="ar_AE" w:bidi="ar_AE"/>
         </w:rPr>
         <w:t>في الشَّرْقِ الأدنَى القديمِ، كانَتْ تُجْمَع الأقوالُ الحكيمةُ في مجموعاتٍ أدبيَّة للناسِ يسترشدون بها طلبًا للتوجيه نحو المسار الصَّحِيحِ للسُّلوكِ. قديمًا، في إِسْرَائِيلَ، كما في الأُمُم المجاورة، كان الهدفُ من مجموعِ هذه الأقوال تثقيفَ الشبابِ وتقديم التوجيه إليهم ليعشوا حياتهم على نحو أفضل. تشيرُ الأدلةُ إلى أن المجموع من أقوال الحكمَةِ البابليَّةِ والمصرِيَّةِ تم إدراجُهُ كجزءٍ من مناهجِ التعليمِ في المدارس</w:t>
       </w:r>
       <w:r>
         <w:rPr>
+          <w:rtl/>
+          <w:cs/>
           <w:lang w:val="ar_AE" w:bidi="ar_AE"/>
         </w:rPr>
         <w:t>.</w:t>
@@ -436,17 +536,23 @@
       </w:pPr>
       <w:r>
         <w:rPr>
-          <w:lang w:val="ar_AE" w:bidi="ar_AE"/>
-        </w:rPr>
-      </w:r>
-      <w:r>
-        <w:rPr>
+          <w:rtl/>
+          <w:cs/>
+          <w:lang w:val="ar_AE" w:bidi="ar_AE"/>
+        </w:rPr>
+      </w:r>
+      <w:r>
+        <w:rPr>
+          <w:rtl/>
+          <w:cs/>
           <w:lang w:val="ar_AE" w:bidi="ar_AE"/>
         </w:rPr>
         <w:t>يُعَبِّرُ المَثَلُ عن رؤيَةٍ عميقةٍ، أو ملاحظًةٍ، أو نصيحةٍ قد تمَّ قبولُها بشكلٍ شائعٍ كحقٍّ عام. في كثيرٍ من الأحيان، قَولُ المَرْءِ للمَثَلِ المناسِبِ في الوقت المنَاسِبِ هو كلُّ ما يحتاجة الأمر لِحَسْم مناقشة أو جدلٍ ما</w:t>
       </w:r>
       <w:r>
         <w:rPr>
+          <w:rtl/>
+          <w:cs/>
           <w:lang w:val="ar_AE" w:bidi="ar_AE"/>
         </w:rPr>
         <w:t>.</w:t>
@@ -458,24 +564,32 @@
       </w:pPr>
       <w:r>
         <w:rPr>
+          <w:rtl/>
+          <w:cs/>
           <w:lang w:val="ar_AE" w:bidi="ar_AE"/>
         </w:rPr>
       </w:r>
       <w:r>
         <w:rPr>
           <w:b/>
+          <w:rtl/>
+          <w:cs/>
           <w:lang w:val="ar_AE" w:bidi="ar_AE"/>
         </w:rPr>
         <w:t>الشِّعْرُ العِبْرِيُّ:</w:t>
       </w:r>
       <w:r>
         <w:rPr>
+          <w:rtl/>
+          <w:cs/>
           <w:lang w:val="ar_AE" w:bidi="ar_AE"/>
         </w:rPr>
         <w:t xml:space="preserve"> </w:t>
       </w:r>
       <w:r>
         <w:rPr>
+          <w:rtl/>
+          <w:cs/>
           <w:lang w:val="ar_AE" w:bidi="ar_AE"/>
         </w:rPr>
         <w:t>الأَمْثَالُ أيضًا نوعٌ من الشِّعْرِ. تنطَوي لغتُها المحُكَمَةُ على محتوًّى هائل بكلماتٍ قليلةٍ. هي أَدَبٌ جديرٌ بوقتٍ للتأمُّلِ والتفكيرِ في تفاصيله الغنية. الكثيرُ من الأَمْثَالِ يُعلِّم محتواه باستعاراتٍ شِعْرِيَّةٍ. على سبيل المثال، يتم التحذير من الكَسَل بمضاهاته بأمورٍ شائعةٍ مثيرةٍ للانزعاج:</w:t>
@@ -490,17 +604,23 @@
       </w:pPr>
       <w:r>
         <w:rPr>
-          <w:lang w:val="ar_AE" w:bidi="ar_AE"/>
-        </w:rPr>
-      </w:r>
-      <w:r>
-        <w:rPr>
+          <w:rtl/>
+          <w:cs/>
+          <w:lang w:val="ar_AE" w:bidi="ar_AE"/>
+        </w:rPr>
+      </w:r>
+      <w:r>
+        <w:rPr>
+          <w:rtl/>
+          <w:cs/>
           <w:lang w:val="ar_AE" w:bidi="ar_AE"/>
         </w:rPr>
         <w:t>كَالْخَلِّ لِلأَسْنَانِ وَكَالدُّخَانِ لِلْعَيْنَيْنِ كَذَلِكَ الْكَسْلاَنُ لِلَّذِينَ أَرْسَلُوهُ</w:t>
       </w:r>
       <w:r>
         <w:rPr>
+          <w:rtl/>
+          <w:cs/>
           <w:lang w:val="ar_AE" w:bidi="ar_AE"/>
         </w:rPr>
         <w:t xml:space="preserve"> (</w:t>
@@ -508,6 +628,8 @@
       <w:hyperlink r:id="rId15">
         <w:r>
           <w:rPr>
+            <w:rtl/>
+            <w:cs/>
             <w:lang w:val="ar_AE" w:bidi="ar_AE"/>
           </w:rPr>
           <w:rPr>
@@ -519,6 +641,8 @@
       </w:hyperlink>
       <w:r>
         <w:rPr>
+          <w:rtl/>
+          <w:cs/>
           <w:lang w:val="ar_AE" w:bidi="ar_AE"/>
         </w:rPr>
         <w:t>).</w:t>
@@ -530,11 +654,15 @@
       </w:pPr>
       <w:r>
         <w:rPr>
-          <w:lang w:val="ar_AE" w:bidi="ar_AE"/>
-        </w:rPr>
-      </w:r>
-      <w:r>
-        <w:rPr>
+          <w:rtl/>
+          <w:cs/>
+          <w:lang w:val="ar_AE" w:bidi="ar_AE"/>
+        </w:rPr>
+      </w:r>
+      <w:r>
+        <w:rPr>
+          <w:rtl/>
+          <w:cs/>
           <w:lang w:val="ar_AE" w:bidi="ar_AE"/>
         </w:rPr>
         <w:t xml:space="preserve">إِحْدَى السِّمَاتِ المُهِمَّةِ للشِّعْرِ العِبْرِيِّ هي التوازي. وهناك أَمْثَالٌ كثيرة تستخدم ما يعرَفُ </w:t>
@@ -542,18 +670,24 @@
       <w:r>
         <w:rPr>
           <w:b/>
+          <w:rtl/>
+          <w:cs/>
           <w:lang w:val="ar_AE" w:bidi="ar_AE"/>
         </w:rPr>
         <w:t>بالتَّوازِي المترادِف</w:t>
       </w:r>
       <w:r>
         <w:rPr>
+          <w:rtl/>
+          <w:cs/>
           <w:lang w:val="ar_AE" w:bidi="ar_AE"/>
         </w:rPr>
         <w:t xml:space="preserve"> - وفيه يواصل الجزءُ الثاني من المَثَلِ تطويرَ وتوضيحَ فكرةِ الجزءِ الأَوَّل</w:t>
       </w:r>
       <w:r>
         <w:rPr>
+          <w:rtl/>
+          <w:cs/>
           <w:lang w:val="ar_AE" w:bidi="ar_AE"/>
         </w:rPr>
         <w:t>:</w:t>
@@ -568,11 +702,15 @@
       </w:pPr>
       <w:r>
         <w:rPr>
-          <w:lang w:val="ar_AE" w:bidi="ar_AE"/>
-        </w:rPr>
-      </w:r>
-      <w:r>
-        <w:rPr>
+          <w:rtl/>
+          <w:cs/>
+          <w:lang w:val="ar_AE" w:bidi="ar_AE"/>
+        </w:rPr>
+      </w:r>
+      <w:r>
+        <w:rPr>
+          <w:rtl/>
+          <w:cs/>
           <w:lang w:val="ar_AE" w:bidi="ar_AE"/>
         </w:rPr>
         <w:t>مَرْضَاةُ الْمُلُوكِ شَفَتَا حَقٍّ وَالْمُتَكَلِّمُ بِالْمُسْتَقِيمَاتِ يُحَبُّ (</w:t>
@@ -580,6 +718,8 @@
       <w:hyperlink r:id="rId16">
         <w:r>
           <w:rPr>
+            <w:rtl/>
+            <w:cs/>
             <w:lang w:val="ar_AE" w:bidi="ar_AE"/>
           </w:rPr>
           <w:rPr>
@@ -591,6 +731,8 @@
       </w:hyperlink>
       <w:r>
         <w:rPr>
+          <w:rtl/>
+          <w:cs/>
           <w:lang w:val="ar_AE" w:bidi="ar_AE"/>
         </w:rPr>
         <w:t>).</w:t>
@@ -602,11 +744,15 @@
       </w:pPr>
       <w:r>
         <w:rPr>
-          <w:lang w:val="ar_AE" w:bidi="ar_AE"/>
-        </w:rPr>
-      </w:r>
-      <w:r>
-        <w:rPr>
+          <w:rtl/>
+          <w:cs/>
+          <w:lang w:val="ar_AE" w:bidi="ar_AE"/>
+        </w:rPr>
+      </w:r>
+      <w:r>
+        <w:rPr>
+          <w:rtl/>
+          <w:cs/>
           <w:lang w:val="ar_AE" w:bidi="ar_AE"/>
         </w:rPr>
         <w:t xml:space="preserve">هناك أَمْثَالٌ أخرى تستعمل </w:t>
@@ -614,18 +760,24 @@
       <w:r>
         <w:rPr>
           <w:b/>
+          <w:rtl/>
+          <w:cs/>
           <w:lang w:val="ar_AE" w:bidi="ar_AE"/>
         </w:rPr>
         <w:t>التوازي العكسي</w:t>
       </w:r>
       <w:r>
         <w:rPr>
+          <w:rtl/>
+          <w:cs/>
           <w:lang w:val="ar_AE" w:bidi="ar_AE"/>
         </w:rPr>
         <w:t>، الأمر الذي يعني أن الجزء الثاني يناقض الأوَّلَ</w:t>
       </w:r>
       <w:r>
         <w:rPr>
+          <w:rtl/>
+          <w:cs/>
           <w:lang w:val="ar_AE" w:bidi="ar_AE"/>
         </w:rPr>
         <w:t>:</w:t>
@@ -640,11 +792,15 @@
       </w:pPr>
       <w:r>
         <w:rPr>
-          <w:lang w:val="ar_AE" w:bidi="ar_AE"/>
-        </w:rPr>
-      </w:r>
-      <w:r>
-        <w:rPr>
+          <w:rtl/>
+          <w:cs/>
+          <w:lang w:val="ar_AE" w:bidi="ar_AE"/>
+        </w:rPr>
+      </w:r>
+      <w:r>
+        <w:rPr>
+          <w:rtl/>
+          <w:cs/>
           <w:lang w:val="ar_AE" w:bidi="ar_AE"/>
         </w:rPr>
         <w:t>حِكْمَةُ الْمَرْأَةِ تَبْنِي بَيْتَهَا وَالْحَمَاقَةُ تَهْدِمُهُ بِيَدِهَا (</w:t>
@@ -652,6 +808,8 @@
       <w:hyperlink r:id="rId17">
         <w:r>
           <w:rPr>
+            <w:rtl/>
+            <w:cs/>
             <w:lang w:val="ar_AE" w:bidi="ar_AE"/>
           </w:rPr>
           <w:rPr>
@@ -663,6 +821,8 @@
       </w:hyperlink>
       <w:r>
         <w:rPr>
+          <w:rtl/>
+          <w:cs/>
           <w:lang w:val="ar_AE" w:bidi="ar_AE"/>
         </w:rPr>
         <w:t xml:space="preserve">). </w:t>
@@ -674,11 +834,15 @@
       </w:pPr>
       <w:r>
         <w:rPr>
-          <w:lang w:val="ar_AE" w:bidi="ar_AE"/>
-        </w:rPr>
-      </w:r>
-      <w:r>
-        <w:rPr>
+          <w:rtl/>
+          <w:cs/>
+          <w:lang w:val="ar_AE" w:bidi="ar_AE"/>
+        </w:rPr>
+      </w:r>
+      <w:r>
+        <w:rPr>
+          <w:rtl/>
+          <w:cs/>
           <w:lang w:val="ar_AE" w:bidi="ar_AE"/>
         </w:rPr>
         <w:t xml:space="preserve">وإضافةً إلى ذلك، هناك فئةٌ ثالِثَةٌ من الأَمْثالِ يكونُ التوازي فيها </w:t>
@@ -686,12 +850,16 @@
       <w:r>
         <w:rPr>
           <w:b/>
+          <w:rtl/>
+          <w:cs/>
           <w:lang w:val="ar_AE" w:bidi="ar_AE"/>
         </w:rPr>
         <w:t>للمقارَنَة أو المفاضلة</w:t>
       </w:r>
       <w:r>
         <w:rPr>
+          <w:rtl/>
+          <w:cs/>
           <w:lang w:val="ar_AE" w:bidi="ar_AE"/>
         </w:rPr>
         <w:t>:</w:t>
@@ -706,11 +874,15 @@
       </w:pPr>
       <w:r>
         <w:rPr>
-          <w:lang w:val="ar_AE" w:bidi="ar_AE"/>
-        </w:rPr>
-      </w:r>
-      <w:r>
-        <w:rPr>
+          <w:rtl/>
+          <w:cs/>
+          <w:lang w:val="ar_AE" w:bidi="ar_AE"/>
+        </w:rPr>
+      </w:r>
+      <w:r>
+        <w:rPr>
+          <w:rtl/>
+          <w:cs/>
           <w:lang w:val="ar_AE" w:bidi="ar_AE"/>
         </w:rPr>
         <w:t>اَلْقَلِيلُ مَعَ مَخَافَةِ الرَّبِّ خَيْرٌ مِنْ كَنْزٍ عَظِيمٍ مَعَ هَمٍّ (</w:t>
@@ -718,6 +890,8 @@
       <w:hyperlink r:id="rId18">
         <w:r>
           <w:rPr>
+            <w:rtl/>
+            <w:cs/>
             <w:lang w:val="ar_AE" w:bidi="ar_AE"/>
           </w:rPr>
           <w:rPr>
@@ -729,6 +903,8 @@
       </w:hyperlink>
       <w:r>
         <w:rPr>
+          <w:rtl/>
+          <w:cs/>
           <w:lang w:val="ar_AE" w:bidi="ar_AE"/>
         </w:rPr>
         <w:t>).</w:t>
@@ -740,29 +916,39 @@
       </w:pPr>
       <w:r>
         <w:rPr>
-          <w:lang w:val="ar_AE" w:bidi="ar_AE"/>
-        </w:rPr>
-      </w:r>
-      <w:r>
-        <w:rPr>
+          <w:rtl/>
+          <w:cs/>
+          <w:lang w:val="ar_AE" w:bidi="ar_AE"/>
+        </w:rPr>
+      </w:r>
+      <w:r>
+        <w:rPr>
+          <w:rtl/>
+          <w:cs/>
           <w:lang w:val="ar_AE" w:bidi="ar_AE"/>
         </w:rPr>
         <w:t xml:space="preserve">الوعيُ بهذِهِ العناصِرِ الخاصَّةِ بالشِّعْرِ العِبْرِيِّ يُعَزِّزُ من قدرَةِ المَرْءِ على فَهْمِ </w:t>
       </w:r>
       <w:r>
         <w:rPr>
+          <w:rtl/>
+          <w:cs/>
           <w:lang w:val="ar_AE" w:bidi="ar_AE"/>
         </w:rPr>
         <w:t xml:space="preserve">الأَمْثَالِ </w:t>
       </w:r>
       <w:r>
         <w:rPr>
+          <w:rtl/>
+          <w:cs/>
           <w:lang w:val="ar_AE" w:bidi="ar_AE"/>
         </w:rPr>
         <w:t>وتفسيرِها</w:t>
       </w:r>
       <w:r>
         <w:rPr>
+          <w:rtl/>
+          <w:cs/>
           <w:lang w:val="ar_AE" w:bidi="ar_AE"/>
         </w:rPr>
         <w:t>.</w:t>
@@ -776,6 +962,8 @@
       <w:r>
         <w:rPr>
           <w:b/>
+          <w:rtl/>
+          <w:cs/>
           <w:lang w:val="ar_AE" w:bidi="ar_AE"/>
         </w:rPr>
         <w:t>كَاتِبُ السِّفْرِ</w:t>
@@ -787,17 +975,23 @@
       </w:pPr>
       <w:r>
         <w:rPr>
-          <w:lang w:val="ar_AE" w:bidi="ar_AE"/>
-        </w:rPr>
-      </w:r>
-      <w:r>
-        <w:rPr>
+          <w:rtl/>
+          <w:cs/>
+          <w:lang w:val="ar_AE" w:bidi="ar_AE"/>
+        </w:rPr>
+      </w:r>
+      <w:r>
+        <w:rPr>
+          <w:rtl/>
+          <w:cs/>
           <w:lang w:val="ar_AE" w:bidi="ar_AE"/>
         </w:rPr>
         <w:t>يبدأُ سِفْر الأَمْثَالُ بالمَلِكِ سُلَيْمان</w:t>
       </w:r>
       <w:r>
         <w:rPr>
+          <w:rtl/>
+          <w:cs/>
           <w:lang w:val="ar_AE" w:bidi="ar_AE"/>
         </w:rPr>
         <w:t xml:space="preserve"> (</w:t>
@@ -805,6 +999,8 @@
       <w:hyperlink r:id="rId19">
         <w:r>
           <w:rPr>
+            <w:rtl/>
+            <w:cs/>
             <w:lang w:val="ar_AE" w:bidi="ar_AE"/>
           </w:rPr>
           <w:rPr>
@@ -816,18 +1012,24 @@
       </w:hyperlink>
       <w:r>
         <w:rPr>
+          <w:rtl/>
+          <w:cs/>
           <w:lang w:val="ar_AE" w:bidi="ar_AE"/>
         </w:rPr>
         <w:t xml:space="preserve">)، </w:t>
       </w:r>
       <w:r>
         <w:rPr>
+          <w:rtl/>
+          <w:cs/>
           <w:lang w:val="ar_AE" w:bidi="ar_AE"/>
         </w:rPr>
         <w:t>المَلِكُ الحَكِيمُ</w:t>
       </w:r>
       <w:r>
         <w:rPr>
+          <w:rtl/>
+          <w:cs/>
           <w:lang w:val="ar_AE" w:bidi="ar_AE"/>
         </w:rPr>
         <w:t xml:space="preserve"> (</w:t>
@@ -835,6 +1037,8 @@
       <w:hyperlink r:id="rId20">
         <w:r>
           <w:rPr>
+            <w:rtl/>
+            <w:cs/>
             <w:lang w:val="ar_AE" w:bidi="ar_AE"/>
           </w:rPr>
           <w:rPr>
@@ -846,18 +1050,24 @@
       </w:hyperlink>
       <w:r>
         <w:rPr>
+          <w:rtl/>
+          <w:cs/>
           <w:lang w:val="ar_AE" w:bidi="ar_AE"/>
         </w:rPr>
         <w:t xml:space="preserve">) </w:t>
       </w:r>
       <w:r>
         <w:rPr>
+          <w:rtl/>
+          <w:cs/>
           <w:lang w:val="ar_AE" w:bidi="ar_AE"/>
         </w:rPr>
         <w:t>الذي قام بجمعِ الأقوالِ الحكيمةِ كما تكلَّم بِأَمْثَالٍ خاصَّة بِهِ</w:t>
       </w:r>
       <w:r>
         <w:rPr>
+          <w:rtl/>
+          <w:cs/>
           <w:lang w:val="ar_AE" w:bidi="ar_AE"/>
         </w:rPr>
         <w:t xml:space="preserve"> (</w:t>
@@ -865,6 +1075,8 @@
       <w:hyperlink r:id="rId21">
         <w:r>
           <w:rPr>
+            <w:rtl/>
+            <w:cs/>
             <w:lang w:val="ar_AE" w:bidi="ar_AE"/>
           </w:rPr>
           <w:rPr>
@@ -876,30 +1088,40 @@
       </w:hyperlink>
       <w:r>
         <w:rPr>
+          <w:rtl/>
+          <w:cs/>
           <w:lang w:val="ar_AE" w:bidi="ar_AE"/>
         </w:rPr>
         <w:t xml:space="preserve">). ثم أُضِيفَتْ إلى السِّفْرِ أمثالٌ أخرى قام بكتابَتِها أو تحرِيرِها مُعَلِّمُون لاحقِون. </w:t>
       </w:r>
       <w:r>
         <w:rPr>
+          <w:rtl/>
+          <w:cs/>
           <w:lang w:val="ar_AE" w:bidi="ar_AE"/>
         </w:rPr>
         <w:t>على سبيل المثال، بعد المَلِكِ سُلَيْمَان بمئتي سنة، جَمَعَ</w:t>
       </w:r>
       <w:r>
         <w:rPr>
+          <w:rtl/>
+          <w:cs/>
           <w:lang w:val="ar_AE" w:bidi="ar_AE"/>
         </w:rPr>
         <w:t xml:space="preserve"> "</w:t>
       </w:r>
       <w:r>
         <w:rPr>
+          <w:rtl/>
+          <w:cs/>
           <w:lang w:val="ar_AE" w:bidi="ar_AE"/>
         </w:rPr>
         <w:t>رِجَالُ حَزَقِيَّا مَلِكِ يَهُوذَا</w:t>
       </w:r>
       <w:r>
         <w:rPr>
+          <w:rtl/>
+          <w:cs/>
           <w:lang w:val="ar_AE" w:bidi="ar_AE"/>
         </w:rPr>
         <w:t>" أمثالاً إضافِيَّةً لِسُلَيْمان وأضافوها إلى المجموعة الأدبية الأولى (</w:t>
@@ -907,6 +1129,8 @@
       <w:hyperlink r:id="rId22">
         <w:r>
           <w:rPr>
+            <w:rtl/>
+            <w:cs/>
             <w:lang w:val="ar_AE" w:bidi="ar_AE"/>
           </w:rPr>
           <w:rPr>
@@ -918,18 +1142,24 @@
       </w:hyperlink>
       <w:r>
         <w:rPr>
+          <w:rtl/>
+          <w:cs/>
           <w:lang w:val="ar_AE" w:bidi="ar_AE"/>
         </w:rPr>
         <w:t xml:space="preserve">). </w:t>
       </w:r>
       <w:r>
         <w:rPr>
+          <w:rtl/>
+          <w:cs/>
           <w:lang w:val="ar_AE" w:bidi="ar_AE"/>
         </w:rPr>
         <w:t xml:space="preserve">كما يُشِيرُ سِّفْرِ الأَمْثَالِ إلى كَتَبَةٍ ومحرِّرِين آخرين منهم أَجُور </w:t>
       </w:r>
       <w:r>
         <w:rPr>
+          <w:rtl/>
+          <w:cs/>
           <w:lang w:val="ar_AE" w:bidi="ar_AE"/>
         </w:rPr>
         <w:t>(</w:t>
@@ -937,6 +1167,8 @@
       <w:hyperlink r:id="rId23">
         <w:r>
           <w:rPr>
+            <w:rtl/>
+            <w:cs/>
             <w:lang w:val="ar_AE" w:bidi="ar_AE"/>
           </w:rPr>
           <w:rPr>
@@ -948,18 +1180,24 @@
       </w:hyperlink>
       <w:r>
         <w:rPr>
+          <w:rtl/>
+          <w:cs/>
           <w:lang w:val="ar_AE" w:bidi="ar_AE"/>
         </w:rPr>
         <w:t xml:space="preserve">)، </w:t>
       </w:r>
       <w:r>
         <w:rPr>
+          <w:rtl/>
+          <w:cs/>
           <w:lang w:val="ar_AE" w:bidi="ar_AE"/>
         </w:rPr>
         <w:t xml:space="preserve">لَمُوئِيل </w:t>
       </w:r>
       <w:r>
         <w:rPr>
+          <w:rtl/>
+          <w:cs/>
           <w:lang w:val="ar_AE" w:bidi="ar_AE"/>
         </w:rPr>
         <w:t>(</w:t>
@@ -967,6 +1205,8 @@
       <w:hyperlink r:id="rId24">
         <w:r>
           <w:rPr>
+            <w:rtl/>
+            <w:cs/>
             <w:lang w:val="ar_AE" w:bidi="ar_AE"/>
           </w:rPr>
           <w:rPr>
@@ -978,18 +1218,24 @@
       </w:hyperlink>
       <w:r>
         <w:rPr>
+          <w:rtl/>
+          <w:cs/>
           <w:lang w:val="ar_AE" w:bidi="ar_AE"/>
         </w:rPr>
         <w:t>)، و"</w:t>
       </w:r>
       <w:r>
         <w:rPr>
+          <w:rtl/>
+          <w:cs/>
           <w:lang w:val="ar_AE" w:bidi="ar_AE"/>
         </w:rPr>
         <w:t>الحُكَمَاء</w:t>
       </w:r>
       <w:r>
         <w:rPr>
+          <w:rtl/>
+          <w:cs/>
           <w:lang w:val="ar_AE" w:bidi="ar_AE"/>
         </w:rPr>
         <w:t>" (</w:t>
@@ -997,6 +1243,8 @@
       <w:hyperlink r:id="rId25">
         <w:r>
           <w:rPr>
+            <w:rtl/>
+            <w:cs/>
             <w:lang w:val="ar_AE" w:bidi="ar_AE"/>
           </w:rPr>
           <w:rPr>
@@ -1008,6 +1256,8 @@
       </w:hyperlink>
       <w:r>
         <w:rPr>
+          <w:rtl/>
+          <w:cs/>
           <w:lang w:val="ar_AE" w:bidi="ar_AE"/>
         </w:rPr>
         <w:t xml:space="preserve">; </w:t>
@@ -1015,6 +1265,8 @@
       <w:hyperlink r:id="rId26">
         <w:r>
           <w:rPr>
+            <w:rtl/>
+            <w:cs/>
             <w:lang w:val="ar_AE" w:bidi="ar_AE"/>
           </w:rPr>
           <w:rPr>
@@ -1026,6 +1278,8 @@
       </w:hyperlink>
       <w:r>
         <w:rPr>
+          <w:rtl/>
+          <w:cs/>
           <w:lang w:val="ar_AE" w:bidi="ar_AE"/>
         </w:rPr>
         <w:t>).</w:t>
@@ -1037,29 +1291,39 @@
       </w:pPr>
       <w:r>
         <w:rPr>
-          <w:lang w:val="ar_AE" w:bidi="ar_AE"/>
-        </w:rPr>
-      </w:r>
-      <w:r>
-        <w:rPr>
+          <w:rtl/>
+          <w:cs/>
+          <w:lang w:val="ar_AE" w:bidi="ar_AE"/>
+        </w:rPr>
+      </w:r>
+      <w:r>
+        <w:rPr>
+          <w:rtl/>
+          <w:cs/>
           <w:lang w:val="ar_AE" w:bidi="ar_AE"/>
         </w:rPr>
         <w:t xml:space="preserve">بعضُ أقوالِ </w:t>
       </w:r>
       <w:r>
         <w:rPr>
+          <w:rtl/>
+          <w:cs/>
           <w:lang w:val="ar_AE" w:bidi="ar_AE"/>
         </w:rPr>
         <w:t xml:space="preserve">الأَمْثَالِ </w:t>
       </w:r>
       <w:r>
         <w:rPr>
+          <w:rtl/>
+          <w:cs/>
           <w:lang w:val="ar_AE" w:bidi="ar_AE"/>
         </w:rPr>
         <w:t>متأثرةٌ بالأمم المجاورة، على سبيل المثال، الأقوال الثلاثين للحكماءِ</w:t>
       </w:r>
       <w:r>
         <w:rPr>
+          <w:rtl/>
+          <w:cs/>
           <w:lang w:val="ar_AE" w:bidi="ar_AE"/>
         </w:rPr>
         <w:t xml:space="preserve"> (</w:t>
@@ -1067,6 +1331,8 @@
       <w:hyperlink r:id="rId27">
         <w:r>
           <w:rPr>
+            <w:rtl/>
+            <w:cs/>
             <w:lang w:val="ar_AE" w:bidi="ar_AE"/>
           </w:rPr>
           <w:rPr>
@@ -1078,12 +1344,16 @@
       </w:hyperlink>
       <w:r>
         <w:rPr>
+          <w:rtl/>
+          <w:cs/>
           <w:lang w:val="ar_AE" w:bidi="ar_AE"/>
         </w:rPr>
         <w:t xml:space="preserve">)، </w:t>
       </w:r>
       <w:r>
         <w:rPr>
+          <w:rtl/>
+          <w:cs/>
           <w:lang w:val="ar_AE" w:bidi="ar_AE"/>
         </w:rPr>
         <w:t>التي يبدو أنها اسْتَعارَتْ بشكلٍ كبيرٍ من كتابَةٍ مصرِيَّةٍ تُسَمَّى "</w:t>
@@ -1091,18 +1361,24 @@
       <w:r>
         <w:rPr>
           <w:b/>
+          <w:rtl/>
+          <w:cs/>
           <w:lang w:val="ar_AE" w:bidi="ar_AE"/>
         </w:rPr>
         <w:t xml:space="preserve">تعاليمُ أمِنِمُوبي" </w:t>
       </w:r>
       <w:r>
         <w:rPr>
+          <w:rtl/>
+          <w:cs/>
           <w:lang w:val="ar_AE" w:bidi="ar_AE"/>
         </w:rPr>
         <w:t>(سنة 1100 ق.م تقريبًا). على كلٍّ، اكْتَمَل تحريرُ سِفْرُ الأَمْثَالِ بشكلِهِ النهائيِّ بعدَ زمنِ المَلِك سُلَيْمان بعدَّةِ مئاتٍ من السنينِ</w:t>
       </w:r>
       <w:r>
         <w:rPr>
+          <w:rtl/>
+          <w:cs/>
           <w:lang w:val="ar_AE" w:bidi="ar_AE"/>
         </w:rPr>
         <w:t>.</w:t>
@@ -1116,6 +1392,8 @@
       <w:r>
         <w:rPr>
           <w:b/>
+          <w:rtl/>
+          <w:cs/>
           <w:lang w:val="ar_AE" w:bidi="ar_AE"/>
         </w:rPr>
         <w:t>قُرَّاءُ السِّفْرِ</w:t>
@@ -1127,11 +1405,15 @@
       </w:pPr>
       <w:r>
         <w:rPr>
-          <w:lang w:val="ar_AE" w:bidi="ar_AE"/>
-        </w:rPr>
-      </w:r>
-      <w:r>
-        <w:rPr>
+          <w:rtl/>
+          <w:cs/>
+          <w:lang w:val="ar_AE" w:bidi="ar_AE"/>
+        </w:rPr>
+      </w:r>
+      <w:r>
+        <w:rPr>
+          <w:rtl/>
+          <w:cs/>
           <w:lang w:val="ar_AE" w:bidi="ar_AE"/>
         </w:rPr>
         <w:t xml:space="preserve">تَحْتَوِي </w:t>
@@ -1139,6 +1421,8 @@
       <w:hyperlink r:id="rId28">
         <w:r>
           <w:rPr>
+            <w:rtl/>
+            <w:cs/>
             <w:lang w:val="ar_AE" w:bidi="ar_AE"/>
           </w:rPr>
           <w:rPr>
@@ -1150,12 +1434,16 @@
       </w:hyperlink>
       <w:r>
         <w:rPr>
+          <w:rtl/>
+          <w:cs/>
           <w:lang w:val="ar_AE" w:bidi="ar_AE"/>
         </w:rPr>
         <w:t xml:space="preserve"> </w:t>
       </w:r>
       <w:r>
         <w:rPr>
+          <w:rtl/>
+          <w:cs/>
           <w:lang w:val="ar_AE" w:bidi="ar_AE"/>
         </w:rPr>
         <w:t xml:space="preserve">على سِلْسِلَةٍ من الخطاباتِ المُوجَهَّة من أَبٍ حَكِيمٍ لابْنِهِ. هناك جَدَلٌ حول هوية هذا الابن: هل هو ابن بالطبيعة لهذا الأب، أم متدرِّبٌ لديه، لأن المتَلَقِّي </w:t>
@@ -1163,18 +1451,24 @@
       <w:r>
         <w:rPr>
           <w:b/>
+          <w:rtl/>
+          <w:cs/>
           <w:lang w:val="ar_AE" w:bidi="ar_AE"/>
         </w:rPr>
         <w:t>لتعاليم أَمِنِمُوبي</w:t>
       </w:r>
       <w:r>
         <w:rPr>
+          <w:rtl/>
+          <w:cs/>
           <w:lang w:val="ar_AE" w:bidi="ar_AE"/>
         </w:rPr>
         <w:t xml:space="preserve"> المصري كان مُتَدَرِّبًا. ومع ذلك، فإن وجودَ "الأُمِّ" في سِفْرِ الأمثالِ، كما في</w:t>
       </w:r>
       <w:r>
         <w:rPr>
+          <w:rtl/>
+          <w:cs/>
           <w:lang w:val="ar_AE" w:bidi="ar_AE"/>
         </w:rPr>
         <w:t xml:space="preserve"> (</w:t>
@@ -1182,6 +1476,8 @@
       <w:hyperlink r:id="rId29">
         <w:r>
           <w:rPr>
+            <w:rtl/>
+            <w:cs/>
             <w:lang w:val="ar_AE" w:bidi="ar_AE"/>
           </w:rPr>
           <w:rPr>
@@ -1193,18 +1489,24 @@
       </w:hyperlink>
       <w:r>
         <w:rPr>
+          <w:rtl/>
+          <w:cs/>
           <w:lang w:val="ar_AE" w:bidi="ar_AE"/>
         </w:rPr>
         <w:t xml:space="preserve">) </w:t>
       </w:r>
       <w:r>
         <w:rPr>
+          <w:rtl/>
+          <w:cs/>
           <w:lang w:val="ar_AE" w:bidi="ar_AE"/>
         </w:rPr>
         <w:t>يشيرُ إلى أنه ابنٌ بيولوچي</w:t>
       </w:r>
       <w:r>
         <w:rPr>
+          <w:rtl/>
+          <w:cs/>
           <w:lang w:val="ar_AE" w:bidi="ar_AE"/>
         </w:rPr>
         <w:t>.</w:t>
@@ -1216,29 +1518,39 @@
       </w:pPr>
       <w:r>
         <w:rPr>
-          <w:lang w:val="ar_AE" w:bidi="ar_AE"/>
-        </w:rPr>
-      </w:r>
-      <w:r>
-        <w:rPr>
+          <w:rtl/>
+          <w:cs/>
+          <w:lang w:val="ar_AE" w:bidi="ar_AE"/>
+        </w:rPr>
+      </w:r>
+      <w:r>
+        <w:rPr>
+          <w:rtl/>
+          <w:cs/>
           <w:lang w:val="ar_AE" w:bidi="ar_AE"/>
         </w:rPr>
         <w:t xml:space="preserve">تُناسِبُ أغلبُ مَادَّةِ الأمْثْالِ الشباب </w:t>
       </w:r>
       <w:r>
         <w:rPr>
+          <w:rtl/>
+          <w:cs/>
           <w:lang w:val="ar_AE" w:bidi="ar_AE"/>
         </w:rPr>
         <w:t xml:space="preserve">الذكور </w:t>
       </w:r>
       <w:r>
         <w:rPr>
+          <w:rtl/>
+          <w:cs/>
           <w:lang w:val="ar_AE" w:bidi="ar_AE"/>
         </w:rPr>
         <w:t>أكثرَ من النساءِ (انظر على سبيل المثال التحذيرات من المرأة الزانية)، ومع ذلك، تستهدِفُ الأَمْثَالُ جمهورًا أوسع بكثيرٍ من التركيزِ فقط على الشَّبَابِ. فالغَرَضُ من الأمْثْالِ هو تعليمُ الحكْمَةِ للشَّعْبِ</w:t>
       </w:r>
       <w:r>
         <w:rPr>
+          <w:rtl/>
+          <w:cs/>
           <w:lang w:val="ar_AE" w:bidi="ar_AE"/>
         </w:rPr>
         <w:t xml:space="preserve"> (</w:t>
@@ -1246,6 +1558,8 @@
       <w:hyperlink r:id="rId30">
         <w:r>
           <w:rPr>
+            <w:rtl/>
+            <w:cs/>
             <w:lang w:val="ar_AE" w:bidi="ar_AE"/>
           </w:rPr>
           <w:rPr>
@@ -1257,18 +1571,24 @@
       </w:hyperlink>
       <w:r>
         <w:rPr>
+          <w:rtl/>
+          <w:cs/>
           <w:lang w:val="ar_AE" w:bidi="ar_AE"/>
         </w:rPr>
         <w:t xml:space="preserve">)، </w:t>
       </w:r>
       <w:r>
         <w:rPr>
+          <w:rtl/>
+          <w:cs/>
           <w:lang w:val="ar_AE" w:bidi="ar_AE"/>
         </w:rPr>
         <w:t xml:space="preserve">سواءُ كانوا جهلاءً </w:t>
       </w:r>
       <w:r>
         <w:rPr>
+          <w:rtl/>
+          <w:cs/>
           <w:lang w:val="ar_AE" w:bidi="ar_AE"/>
         </w:rPr>
         <w:t>(</w:t>
@@ -1276,6 +1596,8 @@
       <w:hyperlink r:id="rId31">
         <w:r>
           <w:rPr>
+            <w:rtl/>
+            <w:cs/>
             <w:lang w:val="ar_AE" w:bidi="ar_AE"/>
           </w:rPr>
           <w:rPr>
@@ -1287,6 +1609,8 @@
       </w:hyperlink>
       <w:r>
         <w:rPr>
+          <w:rtl/>
+          <w:cs/>
           <w:lang w:val="ar_AE" w:bidi="ar_AE"/>
         </w:rPr>
         <w:t>) أو حُكَمَاءً (</w:t>
@@ -1294,6 +1618,8 @@
       <w:hyperlink r:id="rId32">
         <w:r>
           <w:rPr>
+            <w:rtl/>
+            <w:cs/>
             <w:lang w:val="ar_AE" w:bidi="ar_AE"/>
           </w:rPr>
           <w:rPr>
@@ -1305,18 +1631,24 @@
       </w:hyperlink>
       <w:r>
         <w:rPr>
+          <w:rtl/>
+          <w:cs/>
           <w:lang w:val="ar_AE" w:bidi="ar_AE"/>
         </w:rPr>
         <w:t xml:space="preserve">). </w:t>
       </w:r>
       <w:r>
         <w:rPr>
+          <w:rtl/>
+          <w:cs/>
           <w:lang w:val="ar_AE" w:bidi="ar_AE"/>
         </w:rPr>
         <w:t>الأمْثْالُ موجَّهَةٌ للجميعِ - لكن لن يَقْبَلُها الجميعُ</w:t>
       </w:r>
       <w:r>
         <w:rPr>
+          <w:rtl/>
+          <w:cs/>
           <w:lang w:val="ar_AE" w:bidi="ar_AE"/>
         </w:rPr>
         <w:t xml:space="preserve"> (</w:t>
@@ -1324,6 +1656,8 @@
       <w:hyperlink r:id="rId33">
         <w:r>
           <w:rPr>
+            <w:rtl/>
+            <w:cs/>
             <w:lang w:val="ar_AE" w:bidi="ar_AE"/>
           </w:rPr>
           <w:rPr>
@@ -1335,6 +1669,8 @@
       </w:hyperlink>
       <w:r>
         <w:rPr>
+          <w:rtl/>
+          <w:cs/>
           <w:lang w:val="ar_AE" w:bidi="ar_AE"/>
         </w:rPr>
         <w:t>).</w:t>
@@ -1347,6 +1683,8 @@
       </w:pPr>
       <w:r>
         <w:rPr>
+          <w:rtl/>
+          <w:cs/>
           <w:lang w:val="ar_AE" w:bidi="ar_AE"/>
         </w:rPr>
         <w:t>مَضْمُون ومَغْزَى السِّفْرِ</w:t>
@@ -1358,17 +1696,23 @@
       </w:pPr>
       <w:r>
         <w:rPr>
-          <w:lang w:val="ar_AE" w:bidi="ar_AE"/>
-        </w:rPr>
-      </w:r>
-      <w:r>
-        <w:rPr>
+          <w:rtl/>
+          <w:cs/>
+          <w:lang w:val="ar_AE" w:bidi="ar_AE"/>
+        </w:rPr>
+      </w:r>
+      <w:r>
+        <w:rPr>
+          <w:rtl/>
+          <w:cs/>
           <w:lang w:val="ar_AE" w:bidi="ar_AE"/>
         </w:rPr>
         <w:t>الأَمْثَالُ سِفْرُ الحِكْمَةِ العَمَلِيَّة للحياة. وتأَخُذُ في الغالب شكْلَ الأَبِ الذي يُعَلِّمُ ابْنَهُ. بينما يمضي هذا الابْنُ في دَرْبِ الحياةِ، يصادِف طرقًا فرعيَّةً شتَّى، ومن هنا يَتَعَيَّنُ عليه أن يَتَّخِذَ قرارٍ بشأن السبيل الذي ينبغي أن يسْلُكَهُ</w:t>
       </w:r>
       <w:r>
         <w:rPr>
+          <w:rtl/>
+          <w:cs/>
           <w:lang w:val="ar_AE" w:bidi="ar_AE"/>
         </w:rPr>
         <w:t>.</w:t>
@@ -1380,29 +1724,39 @@
       </w:pPr>
       <w:r>
         <w:rPr>
-          <w:lang w:val="ar_AE" w:bidi="ar_AE"/>
-        </w:rPr>
-      </w:r>
-      <w:r>
-        <w:rPr>
+          <w:rtl/>
+          <w:cs/>
+          <w:lang w:val="ar_AE" w:bidi="ar_AE"/>
+        </w:rPr>
+      </w:r>
+      <w:r>
+        <w:rPr>
+          <w:rtl/>
+          <w:cs/>
           <w:lang w:val="ar_AE" w:bidi="ar_AE"/>
         </w:rPr>
         <w:t>يُساعِدُنا سِفْرُ الأَمْثَالُ على اتِّخَاذِ القراراتِ الصَّحِيحَةِ اليوم. يُعَلِّمُنا ال</w:t>
       </w:r>
       <w:r>
         <w:rPr>
+          <w:rtl/>
+          <w:cs/>
           <w:lang w:val="ar_AE" w:bidi="ar_AE"/>
         </w:rPr>
         <w:t xml:space="preserve">سِّفْرُ أيضًا </w:t>
       </w:r>
       <w:r>
         <w:rPr>
+          <w:rtl/>
+          <w:cs/>
           <w:lang w:val="ar_AE" w:bidi="ar_AE"/>
         </w:rPr>
         <w:t>أن هناك مكافآتٍ للسُّلوك الحكيمِ وعقوباتٍ للسُّلوكِ الأَحْمَقِ. ومع أن هذه المكافآتِ تحفِّزُنا على الانتباهِ لتعاليم الأَمْثَال، إلا أنها لَيْسَتْ وعودًا كونية مُطْلَقَةً. تُقَدِّمُ الأَمْثَالُ مبادئَ صادِقَةً بشكلٍ عام، إلا أن هذه المبادِئَ لا تضمنُ دائمًا نتيجَةً مفضَّلةً. على سبيلِ المثالِ، من يَعْمَلُ بِجِدٍّ ويتمتَّع بالنزاهة من المرجَّحِ أن تكون لديه مواردٌ ماديةٌ أكثرُ ممن هو كسولٌ وعاطِلٌ. ومع ذلك، قد يَرِثُ الكَسُولُ ثروةً، وفي المقابل يَفْقِدُها العامِلُ الجاد إن اسْتَغَلَّهُ مسؤولٌ حكوميٌّ فاسِدٌ. (هذا الفَصْلُ بين البِرِّ والجَزَاءِ المادِّيِّ يُمَثِّلُ موضوعًا رئيسًا في سِفْرَيِّ أَيُوبِ والجامعةِ)</w:t>
       </w:r>
       <w:r>
         <w:rPr>
+          <w:rtl/>
+          <w:cs/>
           <w:lang w:val="ar_AE" w:bidi="ar_AE"/>
         </w:rPr>
         <w:t>.</w:t>
@@ -1414,17 +1768,23 @@
       </w:pPr>
       <w:r>
         <w:rPr>
-          <w:lang w:val="ar_AE" w:bidi="ar_AE"/>
-        </w:rPr>
-      </w:r>
-      <w:r>
-        <w:rPr>
+          <w:rtl/>
+          <w:cs/>
+          <w:lang w:val="ar_AE" w:bidi="ar_AE"/>
+        </w:rPr>
+      </w:r>
+      <w:r>
+        <w:rPr>
+          <w:rtl/>
+          <w:cs/>
           <w:lang w:val="ar_AE" w:bidi="ar_AE"/>
         </w:rPr>
         <w:t xml:space="preserve">في بعض الأحيانِ، تبدو نصائحُ الأَمْثَالِ متناقضةً، لكن تكشفُ الفطنةُ والقراءةُ الدقيقةُ الظروف التي تنطَبِقُ عليها كلُّ نصيحَةٍ منها على حِدَةٍ. هل ينبغي أن نرُدَّ على حُجَجِ الجاهلِ؟ أم ينبغي أن نَصْمُتْ عندما ندرك أننا نتحاور معه </w:t>
       </w:r>
       <w:r>
         <w:rPr>
+          <w:rtl/>
+          <w:cs/>
           <w:lang w:val="ar_AE" w:bidi="ar_AE"/>
         </w:rPr>
         <w:t>(</w:t>
@@ -1432,6 +1792,8 @@
       <w:hyperlink r:id="rId34">
         <w:r>
           <w:rPr>
+            <w:rtl/>
+            <w:cs/>
             <w:lang w:val="ar_AE" w:bidi="ar_AE"/>
           </w:rPr>
           <w:rPr>
@@ -1443,30 +1805,40 @@
       </w:hyperlink>
       <w:r>
         <w:rPr>
+          <w:rtl/>
+          <w:cs/>
           <w:lang w:val="ar_AE" w:bidi="ar_AE"/>
         </w:rPr>
         <w:t xml:space="preserve">)؟ </w:t>
       </w:r>
       <w:r>
         <w:rPr>
+          <w:rtl/>
+          <w:cs/>
           <w:lang w:val="ar_AE" w:bidi="ar_AE"/>
         </w:rPr>
         <w:t>يعتمد جوابُنا على الموقفِ ذاتِهِ. نحن نَجِدُ نَفسَ الشيءِ مع الأقوالِ المأثورة العربية. في بعض المناسبات نعملُ بالقولِ: "اصرف ما في الجيب يأتيك ما في الغيب"؛ وفي أوقاتٍ أخرى نتذكرُ أن "</w:t>
       </w:r>
       <w:r>
         <w:rPr>
+          <w:rtl/>
+          <w:cs/>
           <w:lang w:val="ar_AE" w:bidi="ar_AE"/>
         </w:rPr>
         <w:t>لكلِّ مقامٍ مقال</w:t>
       </w:r>
       <w:r>
         <w:rPr>
+          <w:rtl/>
+          <w:cs/>
           <w:lang w:val="ar_AE" w:bidi="ar_AE"/>
         </w:rPr>
         <w:t>". قد تكونُ الأقوالُ المتناقضِةُ صحيحةً في مواقفٍ مختلفَةٍ. الحكيمُ حقًّا يعرفُ متى يطبِّقُ مثلاً بعَيْنِهِ وَمَتَى لا يُطبِّقُه</w:t>
       </w:r>
       <w:r>
         <w:rPr>
+          <w:rtl/>
+          <w:cs/>
           <w:lang w:val="ar_AE" w:bidi="ar_AE"/>
         </w:rPr>
         <w:t>.</w:t>
@@ -1478,17 +1850,23 @@
       </w:pPr>
       <w:r>
         <w:rPr>
-          <w:lang w:val="ar_AE" w:bidi="ar_AE"/>
-        </w:rPr>
-      </w:r>
-      <w:r>
-        <w:rPr>
+          <w:rtl/>
+          <w:cs/>
+          <w:lang w:val="ar_AE" w:bidi="ar_AE"/>
+        </w:rPr>
+      </w:r>
+      <w:r>
+        <w:rPr>
+          <w:rtl/>
+          <w:cs/>
           <w:lang w:val="ar_AE" w:bidi="ar_AE"/>
         </w:rPr>
         <w:t>حكمةُ الأَمْثَالِ عَمَلِيَّةٌ، إلا أن أقوالها تنطوي على ما هو أكثرُ من مجرَّد نصائح جيِّدَة. الحكمةُ الحقيقيَّةُ تعتَمِدُ على علاقةٍ مع اللهِ ملؤها الإيمانِ والتَّقْوَى، فالله هو المَصْدرُ الحقيقيُّ لكلِّ حكمةٍ. وهذه الرسالة معبَّرٌ عنها في</w:t>
       </w:r>
       <w:r>
         <w:rPr>
+          <w:rtl/>
+          <w:cs/>
           <w:lang w:val="ar_AE" w:bidi="ar_AE"/>
         </w:rPr>
         <w:t xml:space="preserve"> (</w:t>
@@ -1496,6 +1874,8 @@
       <w:hyperlink r:id="rId33">
         <w:r>
           <w:rPr>
+            <w:rtl/>
+            <w:cs/>
             <w:lang w:val="ar_AE" w:bidi="ar_AE"/>
           </w:rPr>
           <w:rPr>
@@ -1507,41 +1887,55 @@
       </w:hyperlink>
       <w:r>
         <w:rPr>
+          <w:rtl/>
+          <w:cs/>
           <w:lang w:val="ar_AE" w:bidi="ar_AE"/>
         </w:rPr>
         <w:t>): "</w:t>
       </w:r>
       <w:r>
         <w:rPr>
+          <w:rtl/>
+          <w:cs/>
           <w:lang w:val="ar_AE" w:bidi="ar_AE"/>
         </w:rPr>
         <w:t>مَخَافَةُ ٱلرَّبِّ رَأْسُ ٱلْمَعْرِفَةِ</w:t>
       </w:r>
       <w:r>
         <w:rPr>
+          <w:rtl/>
+          <w:cs/>
           <w:lang w:val="ar_AE" w:bidi="ar_AE"/>
         </w:rPr>
         <w:t xml:space="preserve">." </w:t>
       </w:r>
       <w:r>
         <w:rPr>
+          <w:rtl/>
+          <w:cs/>
           <w:lang w:val="ar_AE" w:bidi="ar_AE"/>
         </w:rPr>
         <w:t>وهكذا تَحْتَكِمُ الأَمْثَالُ لقرارٍ روحيٍّ أساسيٍّ، لأنه لا تُوجَدُ حِكْمَةٌ حقيقيَّةٌ بعيدًا عن العلاقَةِ الحيَّةِ مع اللهِ</w:t>
       </w:r>
       <w:r>
         <w:rPr>
+          <w:rtl/>
+          <w:cs/>
           <w:lang w:val="ar_AE" w:bidi="ar_AE"/>
         </w:rPr>
         <w:t>.</w:t>
       </w:r>
       <w:r>
         <w:rPr>
-          <w:lang w:val="ar_AE" w:bidi="ar_AE"/>
-        </w:rPr>
-      </w:r>
-      <w:r>
-        <w:rPr>
+          <w:rtl/>
+          <w:cs/>
+          <w:lang w:val="ar_AE" w:bidi="ar_AE"/>
+        </w:rPr>
+      </w:r>
+      <w:r>
+        <w:rPr>
+          <w:rtl/>
+          <w:cs/>
           <w:lang w:val="ar_AE" w:bidi="ar_AE"/>
         </w:rPr>
       </w:r>

--- a/arb/docx/20.content.docx
+++ b/arb/docx/20.content.docx
@@ -402,20 +402,14 @@
         </w:rPr>
         <w:t xml:space="preserve"> (</w:t>
       </w:r>
-      <w:hyperlink r:id="rId13">
-        <w:r>
-          <w:rPr>
-            <w:rtl/>
-            <w:cs/>
-            <w:lang w:val="ar_AE" w:bidi="ar_AE"/>
-          </w:rPr>
-          <w:rPr>
-            <w:color w:val="0000EE"/>
-            <w:u w:val="single"/>
-          </w:rPr>
-          <w:t>الفصول 1–9</w:t>
-        </w:r>
-      </w:hyperlink>
+      <w:r>
+        <w:rPr>
+          <w:rtl/>
+          <w:cs/>
+          <w:lang w:val="ar_AE" w:bidi="ar_AE"/>
+        </w:rPr>
+        <w:t>الفصول 1–9</w:t>
+      </w:r>
       <w:r>
         <w:rPr>
           <w:rtl/>
@@ -440,20 +434,14 @@
         </w:rPr>
         <w:t xml:space="preserve"> (</w:t>
       </w:r>
-      <w:hyperlink r:id="rId14">
-        <w:r>
-          <w:rPr>
-            <w:rtl/>
-            <w:cs/>
-            <w:lang w:val="ar_AE" w:bidi="ar_AE"/>
-          </w:rPr>
-          <w:rPr>
-            <w:color w:val="0000EE"/>
-            <w:u w:val="single"/>
-          </w:rPr>
-          <w:t>الفصول 10–31</w:t>
-        </w:r>
-      </w:hyperlink>
+      <w:r>
+        <w:rPr>
+          <w:rtl/>
+          <w:cs/>
+          <w:lang w:val="ar_AE" w:bidi="ar_AE"/>
+        </w:rPr>
+        <w:t>الفصول 10–31</w:t>
+      </w:r>
       <w:r>
         <w:rPr>
           <w:rtl/>
@@ -625,20 +613,14 @@
         </w:rPr>
         <w:t xml:space="preserve"> (</w:t>
       </w:r>
-      <w:hyperlink r:id="rId15">
-        <w:r>
-          <w:rPr>
-            <w:rtl/>
-            <w:cs/>
-            <w:lang w:val="ar_AE" w:bidi="ar_AE"/>
-          </w:rPr>
-          <w:rPr>
-            <w:color w:val="0000EE"/>
-            <w:u w:val="single"/>
-          </w:rPr>
-          <w:t>10:26</w:t>
-        </w:r>
-      </w:hyperlink>
+      <w:r>
+        <w:rPr>
+          <w:rtl/>
+          <w:cs/>
+          <w:lang w:val="ar_AE" w:bidi="ar_AE"/>
+        </w:rPr>
+        <w:t>10:26</w:t>
+      </w:r>
       <w:r>
         <w:rPr>
           <w:rtl/>
@@ -715,20 +697,14 @@
         </w:rPr>
         <w:t>مَرْضَاةُ الْمُلُوكِ شَفَتَا حَقٍّ وَالْمُتَكَلِّمُ بِالْمُسْتَقِيمَاتِ يُحَبُّ (</w:t>
       </w:r>
-      <w:hyperlink r:id="rId16">
-        <w:r>
-          <w:rPr>
-            <w:rtl/>
-            <w:cs/>
-            <w:lang w:val="ar_AE" w:bidi="ar_AE"/>
-          </w:rPr>
-          <w:rPr>
-            <w:color w:val="0000EE"/>
-            <w:u w:val="single"/>
-          </w:rPr>
-          <w:t>16:13</w:t>
-        </w:r>
-      </w:hyperlink>
+      <w:r>
+        <w:rPr>
+          <w:rtl/>
+          <w:cs/>
+          <w:lang w:val="ar_AE" w:bidi="ar_AE"/>
+        </w:rPr>
+        <w:t>16:13</w:t>
+      </w:r>
       <w:r>
         <w:rPr>
           <w:rtl/>
@@ -805,20 +781,14 @@
         </w:rPr>
         <w:t>حِكْمَةُ الْمَرْأَةِ تَبْنِي بَيْتَهَا وَالْحَمَاقَةُ تَهْدِمُهُ بِيَدِهَا (</w:t>
       </w:r>
-      <w:hyperlink r:id="rId17">
-        <w:r>
-          <w:rPr>
-            <w:rtl/>
-            <w:cs/>
-            <w:lang w:val="ar_AE" w:bidi="ar_AE"/>
-          </w:rPr>
-          <w:rPr>
-            <w:color w:val="0000EE"/>
-            <w:u w:val="single"/>
-          </w:rPr>
-          <w:t>14:1</w:t>
-        </w:r>
-      </w:hyperlink>
+      <w:r>
+        <w:rPr>
+          <w:rtl/>
+          <w:cs/>
+          <w:lang w:val="ar_AE" w:bidi="ar_AE"/>
+        </w:rPr>
+        <w:t>14:1</w:t>
+      </w:r>
       <w:r>
         <w:rPr>
           <w:rtl/>
@@ -887,20 +857,14 @@
         </w:rPr>
         <w:t>اَلْقَلِيلُ مَعَ مَخَافَةِ الرَّبِّ خَيْرٌ مِنْ كَنْزٍ عَظِيمٍ مَعَ هَمٍّ (</w:t>
       </w:r>
-      <w:hyperlink r:id="rId18">
-        <w:r>
-          <w:rPr>
-            <w:rtl/>
-            <w:cs/>
-            <w:lang w:val="ar_AE" w:bidi="ar_AE"/>
-          </w:rPr>
-          <w:rPr>
-            <w:color w:val="0000EE"/>
-            <w:u w:val="single"/>
-          </w:rPr>
-          <w:t>15:16</w:t>
-        </w:r>
-      </w:hyperlink>
+      <w:r>
+        <w:rPr>
+          <w:rtl/>
+          <w:cs/>
+          <w:lang w:val="ar_AE" w:bidi="ar_AE"/>
+        </w:rPr>
+        <w:t>15:16</w:t>
+      </w:r>
       <w:r>
         <w:rPr>
           <w:rtl/>
@@ -996,20 +960,14 @@
         </w:rPr>
         <w:t xml:space="preserve"> (</w:t>
       </w:r>
-      <w:hyperlink r:id="rId19">
-        <w:r>
-          <w:rPr>
-            <w:rtl/>
-            <w:cs/>
-            <w:lang w:val="ar_AE" w:bidi="ar_AE"/>
-          </w:rPr>
-          <w:rPr>
-            <w:color w:val="0000EE"/>
-            <w:u w:val="single"/>
-          </w:rPr>
-          <w:t>1:1</w:t>
-        </w:r>
-      </w:hyperlink>
+      <w:r>
+        <w:rPr>
+          <w:rtl/>
+          <w:cs/>
+          <w:lang w:val="ar_AE" w:bidi="ar_AE"/>
+        </w:rPr>
+        <w:t>1:1</w:t>
+      </w:r>
       <w:r>
         <w:rPr>
           <w:rtl/>
@@ -1034,20 +992,14 @@
         </w:rPr>
         <w:t xml:space="preserve"> (</w:t>
       </w:r>
-      <w:hyperlink r:id="rId20">
-        <w:r>
-          <w:rPr>
-            <w:rtl/>
-            <w:cs/>
-            <w:lang w:val="ar_AE" w:bidi="ar_AE"/>
-          </w:rPr>
-          <w:rPr>
-            <w:color w:val="0000EE"/>
-            <w:u w:val="single"/>
-          </w:rPr>
-          <w:t>1 المُلُوك 3:5–15</w:t>
-        </w:r>
-      </w:hyperlink>
+      <w:r>
+        <w:rPr>
+          <w:rtl/>
+          <w:cs/>
+          <w:lang w:val="ar_AE" w:bidi="ar_AE"/>
+        </w:rPr>
+        <w:t>1 المُلُوك 3:5–15</w:t>
+      </w:r>
       <w:r>
         <w:rPr>
           <w:rtl/>
@@ -1072,20 +1024,14 @@
         </w:rPr>
         <w:t xml:space="preserve"> (</w:t>
       </w:r>
-      <w:hyperlink r:id="rId21">
-        <w:r>
-          <w:rPr>
-            <w:rtl/>
-            <w:cs/>
-            <w:lang w:val="ar_AE" w:bidi="ar_AE"/>
-          </w:rPr>
-          <w:rPr>
-            <w:color w:val="0000EE"/>
-            <w:u w:val="single"/>
-          </w:rPr>
-          <w:t>1 المُلُوك 4:29–32</w:t>
-        </w:r>
-      </w:hyperlink>
+      <w:r>
+        <w:rPr>
+          <w:rtl/>
+          <w:cs/>
+          <w:lang w:val="ar_AE" w:bidi="ar_AE"/>
+        </w:rPr>
+        <w:t>1 المُلُوك 4:29–32</w:t>
+      </w:r>
       <w:r>
         <w:rPr>
           <w:rtl/>
@@ -1126,20 +1072,14 @@
         </w:rPr>
         <w:t>" أمثالاً إضافِيَّةً لِسُلَيْمان وأضافوها إلى المجموعة الأدبية الأولى (</w:t>
       </w:r>
-      <w:hyperlink r:id="rId22">
-        <w:r>
-          <w:rPr>
-            <w:rtl/>
-            <w:cs/>
-            <w:lang w:val="ar_AE" w:bidi="ar_AE"/>
-          </w:rPr>
-          <w:rPr>
-            <w:color w:val="0000EE"/>
-            <w:u w:val="single"/>
-          </w:rPr>
-          <w:t>الأمثال 25:1</w:t>
-        </w:r>
-      </w:hyperlink>
+      <w:r>
+        <w:rPr>
+          <w:rtl/>
+          <w:cs/>
+          <w:lang w:val="ar_AE" w:bidi="ar_AE"/>
+        </w:rPr>
+        <w:t>الأمثال 25:1</w:t>
+      </w:r>
       <w:r>
         <w:rPr>
           <w:rtl/>
@@ -1164,20 +1104,14 @@
         </w:rPr>
         <w:t>(</w:t>
       </w:r>
-      <w:hyperlink r:id="rId23">
-        <w:r>
-          <w:rPr>
-            <w:rtl/>
-            <w:cs/>
-            <w:lang w:val="ar_AE" w:bidi="ar_AE"/>
-          </w:rPr>
-          <w:rPr>
-            <w:color w:val="0000EE"/>
-            <w:u w:val="single"/>
-          </w:rPr>
-          <w:t>30:1</w:t>
-        </w:r>
-      </w:hyperlink>
+      <w:r>
+        <w:rPr>
+          <w:rtl/>
+          <w:cs/>
+          <w:lang w:val="ar_AE" w:bidi="ar_AE"/>
+        </w:rPr>
+        <w:t>30:1</w:t>
+      </w:r>
       <w:r>
         <w:rPr>
           <w:rtl/>
@@ -1202,20 +1136,14 @@
         </w:rPr>
         <w:t>(</w:t>
       </w:r>
-      <w:hyperlink r:id="rId24">
-        <w:r>
-          <w:rPr>
-            <w:rtl/>
-            <w:cs/>
-            <w:lang w:val="ar_AE" w:bidi="ar_AE"/>
-          </w:rPr>
-          <w:rPr>
-            <w:color w:val="0000EE"/>
-            <w:u w:val="single"/>
-          </w:rPr>
-          <w:t>31:1</w:t>
-        </w:r>
-      </w:hyperlink>
+      <w:r>
+        <w:rPr>
+          <w:rtl/>
+          <w:cs/>
+          <w:lang w:val="ar_AE" w:bidi="ar_AE"/>
+        </w:rPr>
+        <w:t>31:1</w:t>
+      </w:r>
       <w:r>
         <w:rPr>
           <w:rtl/>
@@ -1240,20 +1168,14 @@
         </w:rPr>
         <w:t>" (</w:t>
       </w:r>
-      <w:hyperlink r:id="rId25">
-        <w:r>
-          <w:rPr>
-            <w:rtl/>
-            <w:cs/>
-            <w:lang w:val="ar_AE" w:bidi="ar_AE"/>
-          </w:rPr>
-          <w:rPr>
-            <w:color w:val="0000EE"/>
-            <w:u w:val="single"/>
-          </w:rPr>
-          <w:t>22:17</w:t>
-        </w:r>
-      </w:hyperlink>
+      <w:r>
+        <w:rPr>
+          <w:rtl/>
+          <w:cs/>
+          <w:lang w:val="ar_AE" w:bidi="ar_AE"/>
+        </w:rPr>
+        <w:t>22:17</w:t>
+      </w:r>
       <w:r>
         <w:rPr>
           <w:rtl/>
@@ -1262,20 +1184,14 @@
         </w:rPr>
         <w:t xml:space="preserve">; </w:t>
       </w:r>
-      <w:hyperlink r:id="rId26">
-        <w:r>
-          <w:rPr>
-            <w:rtl/>
-            <w:cs/>
-            <w:lang w:val="ar_AE" w:bidi="ar_AE"/>
-          </w:rPr>
-          <w:rPr>
-            <w:color w:val="0000EE"/>
-            <w:u w:val="single"/>
-          </w:rPr>
-          <w:t>24:23</w:t>
-        </w:r>
-      </w:hyperlink>
+      <w:r>
+        <w:rPr>
+          <w:rtl/>
+          <w:cs/>
+          <w:lang w:val="ar_AE" w:bidi="ar_AE"/>
+        </w:rPr>
+        <w:t>24:23</w:t>
+      </w:r>
       <w:r>
         <w:rPr>
           <w:rtl/>
@@ -1328,20 +1244,14 @@
         </w:rPr>
         <w:t xml:space="preserve"> (</w:t>
       </w:r>
-      <w:hyperlink r:id="rId27">
-        <w:r>
-          <w:rPr>
-            <w:rtl/>
-            <w:cs/>
-            <w:lang w:val="ar_AE" w:bidi="ar_AE"/>
-          </w:rPr>
-          <w:rPr>
-            <w:color w:val="0000EE"/>
-            <w:u w:val="single"/>
-          </w:rPr>
-          <w:t>22:17–24:22</w:t>
-        </w:r>
-      </w:hyperlink>
+      <w:r>
+        <w:rPr>
+          <w:rtl/>
+          <w:cs/>
+          <w:lang w:val="ar_AE" w:bidi="ar_AE"/>
+        </w:rPr>
+        <w:t>22:17–24:22</w:t>
+      </w:r>
       <w:r>
         <w:rPr>
           <w:rtl/>
@@ -1418,20 +1328,14 @@
         </w:rPr>
         <w:t xml:space="preserve">تَحْتَوِي </w:t>
       </w:r>
-      <w:hyperlink r:id="rId28">
-        <w:r>
-          <w:rPr>
-            <w:rtl/>
-            <w:cs/>
-            <w:lang w:val="ar_AE" w:bidi="ar_AE"/>
-          </w:rPr>
-          <w:rPr>
-            <w:color w:val="0000EE"/>
-            <w:u w:val="single"/>
-          </w:rPr>
-          <w:t>الأمثال 1:8–9:18</w:t>
-        </w:r>
-      </w:hyperlink>
+      <w:r>
+        <w:rPr>
+          <w:rtl/>
+          <w:cs/>
+          <w:lang w:val="ar_AE" w:bidi="ar_AE"/>
+        </w:rPr>
+        <w:t>الأمثال 1:8–9:18</w:t>
+      </w:r>
       <w:r>
         <w:rPr>
           <w:rtl/>
@@ -1473,20 +1377,14 @@
         </w:rPr>
         <w:t xml:space="preserve"> (</w:t>
       </w:r>
-      <w:hyperlink r:id="rId29">
-        <w:r>
-          <w:rPr>
-            <w:rtl/>
-            <w:cs/>
-            <w:lang w:val="ar_AE" w:bidi="ar_AE"/>
-          </w:rPr>
-          <w:rPr>
-            <w:color w:val="0000EE"/>
-            <w:u w:val="single"/>
-          </w:rPr>
-          <w:t>1:8</w:t>
-        </w:r>
-      </w:hyperlink>
+      <w:r>
+        <w:rPr>
+          <w:rtl/>
+          <w:cs/>
+          <w:lang w:val="ar_AE" w:bidi="ar_AE"/>
+        </w:rPr>
+        <w:t>1:8</w:t>
+      </w:r>
       <w:r>
         <w:rPr>
           <w:rtl/>
@@ -1555,20 +1453,14 @@
         </w:rPr>
         <w:t xml:space="preserve"> (</w:t>
       </w:r>
-      <w:hyperlink r:id="rId30">
-        <w:r>
-          <w:rPr>
-            <w:rtl/>
-            <w:cs/>
-            <w:lang w:val="ar_AE" w:bidi="ar_AE"/>
-          </w:rPr>
-          <w:rPr>
-            <w:color w:val="0000EE"/>
-            <w:u w:val="single"/>
-          </w:rPr>
-          <w:t>1:2</w:t>
-        </w:r>
-      </w:hyperlink>
+      <w:r>
+        <w:rPr>
+          <w:rtl/>
+          <w:cs/>
+          <w:lang w:val="ar_AE" w:bidi="ar_AE"/>
+        </w:rPr>
+        <w:t>1:2</w:t>
+      </w:r>
       <w:r>
         <w:rPr>
           <w:rtl/>
@@ -1593,20 +1485,14 @@
         </w:rPr>
         <w:t>(</w:t>
       </w:r>
-      <w:hyperlink r:id="rId31">
-        <w:r>
-          <w:rPr>
-            <w:rtl/>
-            <w:cs/>
-            <w:lang w:val="ar_AE" w:bidi="ar_AE"/>
-          </w:rPr>
-          <w:rPr>
-            <w:color w:val="0000EE"/>
-            <w:u w:val="single"/>
-          </w:rPr>
-          <w:t>1:4</w:t>
-        </w:r>
-      </w:hyperlink>
+      <w:r>
+        <w:rPr>
+          <w:rtl/>
+          <w:cs/>
+          <w:lang w:val="ar_AE" w:bidi="ar_AE"/>
+        </w:rPr>
+        <w:t>1:4</w:t>
+      </w:r>
       <w:r>
         <w:rPr>
           <w:rtl/>
@@ -1615,20 +1501,14 @@
         </w:rPr>
         <w:t>) أو حُكَمَاءً (</w:t>
       </w:r>
-      <w:hyperlink r:id="rId32">
-        <w:r>
-          <w:rPr>
-            <w:rtl/>
-            <w:cs/>
-            <w:lang w:val="ar_AE" w:bidi="ar_AE"/>
-          </w:rPr>
-          <w:rPr>
-            <w:color w:val="0000EE"/>
-            <w:u w:val="single"/>
-          </w:rPr>
-          <w:t>1:5</w:t>
-        </w:r>
-      </w:hyperlink>
+      <w:r>
+        <w:rPr>
+          <w:rtl/>
+          <w:cs/>
+          <w:lang w:val="ar_AE" w:bidi="ar_AE"/>
+        </w:rPr>
+        <w:t>1:5</w:t>
+      </w:r>
       <w:r>
         <w:rPr>
           <w:rtl/>
@@ -1653,20 +1533,14 @@
         </w:rPr>
         <w:t xml:space="preserve"> (</w:t>
       </w:r>
-      <w:hyperlink r:id="rId33">
-        <w:r>
-          <w:rPr>
-            <w:rtl/>
-            <w:cs/>
-            <w:lang w:val="ar_AE" w:bidi="ar_AE"/>
-          </w:rPr>
-          <w:rPr>
-            <w:color w:val="0000EE"/>
-            <w:u w:val="single"/>
-          </w:rPr>
-          <w:t>1:7</w:t>
-        </w:r>
-      </w:hyperlink>
+      <w:r>
+        <w:rPr>
+          <w:rtl/>
+          <w:cs/>
+          <w:lang w:val="ar_AE" w:bidi="ar_AE"/>
+        </w:rPr>
+        <w:t>1:7</w:t>
+      </w:r>
       <w:r>
         <w:rPr>
           <w:rtl/>
@@ -1789,20 +1663,14 @@
         </w:rPr>
         <w:t>(</w:t>
       </w:r>
-      <w:hyperlink r:id="rId34">
-        <w:r>
-          <w:rPr>
-            <w:rtl/>
-            <w:cs/>
-            <w:lang w:val="ar_AE" w:bidi="ar_AE"/>
-          </w:rPr>
-          <w:rPr>
-            <w:color w:val="0000EE"/>
-            <w:u w:val="single"/>
-          </w:rPr>
-          <w:t>26:4–5</w:t>
-        </w:r>
-      </w:hyperlink>
+      <w:r>
+        <w:rPr>
+          <w:rtl/>
+          <w:cs/>
+          <w:lang w:val="ar_AE" w:bidi="ar_AE"/>
+        </w:rPr>
+        <w:t>26:4–5</w:t>
+      </w:r>
       <w:r>
         <w:rPr>
           <w:rtl/>
@@ -1871,20 +1739,14 @@
         </w:rPr>
         <w:t xml:space="preserve"> (</w:t>
       </w:r>
-      <w:hyperlink r:id="rId33">
-        <w:r>
-          <w:rPr>
-            <w:rtl/>
-            <w:cs/>
-            <w:lang w:val="ar_AE" w:bidi="ar_AE"/>
-          </w:rPr>
-          <w:rPr>
-            <w:color w:val="0000EE"/>
-            <w:u w:val="single"/>
-          </w:rPr>
-          <w:t>1:7</w:t>
-        </w:r>
-      </w:hyperlink>
+      <w:r>
+        <w:rPr>
+          <w:rtl/>
+          <w:cs/>
+          <w:lang w:val="ar_AE" w:bidi="ar_AE"/>
+        </w:rPr>
+        <w:t>1:7</w:t>
+      </w:r>
       <w:r>
         <w:rPr>
           <w:rtl/>
